--- a/pr-preview/pr-111/chapters/20-treatment-confounder-feedback.docx
+++ b/pr-preview/pr-111/chapters/20-treatment-confounder-feedback.docx
@@ -89,13 +89,13 @@
         <w:t xml:space="preserve"> </w:t>
       </w:r>
       <w:r>
-        <w:t xml:space="preserve">or while sharing with earlier treatment a cause outside the measured past,</w:t>
+        <w:t xml:space="preserve">or while sharing with earlier treatment a cause outside that treatment’s measured past,</w:t>
       </w:r>
       <w:r>
         <w:t xml:space="preserve"> </w:t>
       </w:r>
       <w:r>
-        <w:t xml:space="preserve">through a path that conditioning on the measured past does not block.</w:t>
+        <w:t xml:space="preserve">through a path that conditioning on that measured past does not block.</w:t>
       </w:r>
       <w:r>
         <w:t xml:space="preserve"> </w:t>
@@ -246,13 +246,30 @@
         <w:t xml:space="preserve"> </w:t>
       </w:r>
       <w:r>
-        <w:t xml:space="preserve">a cause outside the measured past</w:t>
+        <w:t xml:space="preserve">a cause outside the measured past of</w:t>
       </w:r>
       <w:r>
         <w:t xml:space="preserve"> </w:t>
       </w:r>
-      <w:r>
-        <w:t xml:space="preserve">through a path that conditioning on the measured past does not block,</w:t>
+      <m:oMath>
+        <m:sSub>
+          <m:e>
+            <m:r>
+              <m:t>A</m:t>
+            </m:r>
+          </m:e>
+          <m:sub>
+            <m:r>
+              <m:t>0</m:t>
+            </m:r>
+          </m:sub>
+        </m:sSub>
+      </m:oMath>
+      <w:r>
+        <w:t xml:space="preserve"> </w:t>
+      </w:r>
+      <w:r>
+        <w:t xml:space="preserve">through a path that conditioning on that measured past does not block,</w:t>
       </w:r>
       <w:r>
         <w:t xml:space="preserve"> </w:t>
@@ -547,7 +564,27 @@
               <w:t xml:space="preserve"> </w:t>
             </w:r>
             <w:r>
-              <w:t xml:space="preserve">Write</w:t>
+              <w:t xml:space="preserve">For</w:t>
+            </w:r>
+            <w:r>
+              <w:t xml:space="preserve"> </w:t>
+            </w:r>
+            <m:oMath>
+              <m:r>
+                <m:t>j</m:t>
+              </m:r>
+              <m:r>
+                <m:rPr>
+                  <m:sty m:val="p"/>
+                </m:rPr>
+                <m:t>≥</m:t>
+              </m:r>
+              <m:r>
+                <m:t>0</m:t>
+              </m:r>
+            </m:oMath>
+            <w:r>
+              <w:t xml:space="preserve">, write</w:t>
             </w:r>
             <w:r>
               <w:t xml:space="preserve"> </w:t>
@@ -574,16 +611,7 @@
                 </m:e>
                 <m:sub>
                   <m:r>
-                    <m:t>k</m:t>
-                  </m:r>
-                  <m:r>
-                    <m:rPr>
-                      <m:sty m:val="p"/>
-                    </m:rPr>
-                    <m:t>−</m:t>
-                  </m:r>
-                  <m:r>
-                    <m:t>1</m:t>
+                    <m:t>j</m:t>
                   </m:r>
                 </m:sub>
               </m:sSub>
@@ -608,7 +636,7 @@
                 </m:e>
                 <m:sub>
                   <m:r>
-                    <m:t>k</m:t>
+                    <m:t>j</m:t>
                   </m:r>
                   <m:r>
                     <m:rPr>
@@ -617,7 +645,7 @@
                     <m:t>−</m:t>
                   </m:r>
                   <m:r>
-                    <m:t>2</m:t>
+                    <m:t>1</m:t>
                   </m:r>
                 </m:sub>
               </m:sSub>
@@ -646,16 +674,7 @@
                 </m:e>
                 <m:sub>
                   <m:r>
-                    <m:t>k</m:t>
-                  </m:r>
-                  <m:r>
-                    <m:rPr>
-                      <m:sty m:val="p"/>
-                    </m:rPr>
-                    <m:t>−</m:t>
-                  </m:r>
-                  <m:r>
-                    <m:t>1</m:t>
+                    <m:t>j</m:t>
                   </m:r>
                 </m:sub>
               </m:sSub>
@@ -757,10 +776,50 @@
               <w:t xml:space="preserve">and</w:t>
             </w:r>
             <w:r>
-              <w:t xml:space="preserve"> </w:t>
-            </w:r>
-            <w:r>
-              <w:t xml:space="preserve">either</w:t>
+              <w:t xml:space="preserve">, for some earlier treatment</w:t>
+            </w:r>
+            <w:r>
+              <w:t xml:space="preserve"> </w:t>
+            </w:r>
+            <m:oMath>
+              <m:sSub>
+                <m:e>
+                  <m:r>
+                    <m:t>A</m:t>
+                  </m:r>
+                </m:e>
+                <m:sub>
+                  <m:r>
+                    <m:t>j</m:t>
+                  </m:r>
+                </m:sub>
+              </m:sSub>
+            </m:oMath>
+            <w:r>
+              <w:t xml:space="preserve"> </w:t>
+            </w:r>
+            <w:r>
+              <w:t xml:space="preserve">with</w:t>
+            </w:r>
+            <w:r>
+              <w:t xml:space="preserve"> </w:t>
+            </w:r>
+            <m:oMath>
+              <m:r>
+                <m:t>j</m:t>
+              </m:r>
+              <m:r>
+                <m:rPr>
+                  <m:sty m:val="p"/>
+                </m:rPr>
+                <m:t>&lt;</m:t>
+              </m:r>
+              <m:r>
+                <m:t>k</m:t>
+              </m:r>
+            </m:oMath>
+            <w:r>
+              <w:t xml:space="preserve">, either</w:t>
             </w:r>
           </w:p>
           <w:p>
@@ -789,7 +848,7 @@
               <w:t xml:space="preserve"> </w:t>
             </w:r>
             <w:r>
-              <w:t xml:space="preserve">is affected by earlier treatment</w:t>
+              <w:t xml:space="preserve">is affected by</w:t>
             </w:r>
             <w:r>
               <w:t xml:space="preserve"> </w:t>
@@ -803,16 +862,7 @@
                 </m:e>
                 <m:sub>
                   <m:r>
-                    <m:t>k</m:t>
-                  </m:r>
-                  <m:r>
-                    <m:rPr>
-                      <m:sty m:val="p"/>
-                    </m:rPr>
-                    <m:t>−</m:t>
-                  </m:r>
-                  <m:r>
-                    <m:t>1</m:t>
+                    <m:t>j</m:t>
                   </m:r>
                 </m:sub>
               </m:sSub>
@@ -861,16 +911,7 @@
                 </m:e>
                 <m:sub>
                   <m:r>
-                    <m:t>k</m:t>
-                  </m:r>
-                  <m:r>
-                    <m:rPr>
-                      <m:sty m:val="p"/>
-                    </m:rPr>
-                    <m:t>−</m:t>
-                  </m:r>
-                  <m:r>
-                    <m:t>1</m:t>
+                    <m:t>j</m:t>
                   </m:r>
                 </m:sub>
               </m:sSub>
@@ -879,13 +920,7 @@
               <w:t xml:space="preserve"> </w:t>
             </w:r>
             <w:r>
-              <w:t xml:space="preserve">share a common cause outside the measured past,</w:t>
-            </w:r>
-            <w:r>
-              <w:t xml:space="preserve"> </w:t>
-            </w:r>
-            <w:r>
-              <w:t xml:space="preserve">through a path between them (such as</w:t>
+              <w:t xml:space="preserve">share a common cause outside the measured past of</w:t>
             </w:r>
             <w:r>
               <w:t xml:space="preserve"> </w:t>
@@ -899,46 +934,63 @@
                 </m:e>
                 <m:sub>
                   <m:r>
-                    <m:t>k</m:t>
-                  </m:r>
-                  <m:r>
-                    <m:rPr>
-                      <m:sty m:val="p"/>
-                    </m:rPr>
-                    <m:t>−</m:t>
-                  </m:r>
-                  <m:r>
-                    <m:t>1</m:t>
+                    <m:t>j</m:t>
                   </m:r>
                 </m:sub>
               </m:sSub>
-              <m:r>
-                <m:rPr>
-                  <m:sty m:val="p"/>
-                </m:rPr>
-                <m:t>←</m:t>
-              </m:r>
-              <m:r>
-                <m:t>W</m:t>
-              </m:r>
-              <m:r>
-                <m:rPr>
-                  <m:sty m:val="p"/>
-                </m:rPr>
-                <m:t>→</m:t>
-              </m:r>
+            </m:oMath>
+            <w:r>
+              <w:t xml:space="preserve">,</w:t>
+            </w:r>
+            <w:r>
+              <w:t xml:space="preserve"> </w:t>
+            </w:r>
+            <w:r>
+              <w:t xml:space="preserve">through a path between them (such as</w:t>
+            </w:r>
+            <w:r>
+              <w:t xml:space="preserve"> </w:t>
+            </w:r>
+            <m:oMath>
               <m:sSub>
                 <m:e>
                   <m:r>
-                    <m:t>L</m:t>
+                    <m:t>A</m:t>
                   </m:r>
                 </m:e>
                 <m:sub>
                   <m:r>
-                    <m:t>k</m:t>
+                    <m:t>j</m:t>
                   </m:r>
                 </m:sub>
               </m:sSub>
+              <m:r>
+                <m:rPr>
+                  <m:sty m:val="p"/>
+                </m:rPr>
+                <m:t>←</m:t>
+              </m:r>
+              <m:r>
+                <m:t>W</m:t>
+              </m:r>
+              <m:r>
+                <m:rPr>
+                  <m:sty m:val="p"/>
+                </m:rPr>
+                <m:t>→</m:t>
+              </m:r>
+              <m:sSub>
+                <m:e>
+                  <m:r>
+                    <m:t>L</m:t>
+                  </m:r>
+                </m:e>
+                <m:sub>
+                  <m:r>
+                    <m:t>k</m:t>
+                  </m:r>
+                </m:sub>
+              </m:sSub>
             </m:oMath>
             <w:r>
               <w:t xml:space="preserve"> </w:t>
@@ -964,7 +1016,7 @@
               <w:t xml:space="preserve"> </w:t>
             </w:r>
             <w:r>
-              <w:t xml:space="preserve">that conditioning on the measured past does not block.</w:t>
+              <w:t xml:space="preserve">that conditioning on that measured past does not block.</w:t>
             </w:r>
           </w:p>
           <w:bookmarkEnd w:id="9"/>
@@ -976,7 +1028,10 @@
         <w:pStyle w:val="FirstParagraph"/>
       </w:pPr>
       <w:r>
-        <w:t xml:space="preserve">The book’s one-line description is the arrow form (</w:t>
+        <w:t xml:space="preserve">The book’s one-line description is the effect form (a directed path</w:t>
+      </w:r>
+      <w:r>
+        <w:t xml:space="preserve"> </w:t>
       </w:r>
       <m:oMath>
         <m:sSub>
@@ -987,19 +1042,22 @@
           </m:e>
           <m:sub>
             <m:r>
-              <m:t>k</m:t>
-            </m:r>
-            <m:r>
-              <m:rPr>
-                <m:sty m:val="p"/>
-              </m:rPr>
-              <m:t>−</m:t>
-            </m:r>
-            <m:r>
-              <m:t>1</m:t>
+              <m:t>j</m:t>
             </m:r>
           </m:sub>
         </m:sSub>
+        <m:r>
+          <m:rPr>
+            <m:sty m:val="p"/>
+          </m:rPr>
+          <m:t>→</m:t>
+        </m:r>
+        <m:r>
+          <m:rPr>
+            <m:sty m:val="p"/>
+          </m:rPr>
+          <m:t>⋯</m:t>
+        </m:r>
         <m:r>
           <m:rPr>
             <m:sty m:val="p"/>
@@ -1020,6 +1078,29 @@
         </m:sSub>
       </m:oMath>
       <w:r>
+        <w:t xml:space="preserve"> </w:t>
+      </w:r>
+      <w:r>
+        <w:t xml:space="preserve">for some</w:t>
+      </w:r>
+      <w:r>
+        <w:t xml:space="preserve"> </w:t>
+      </w:r>
+      <m:oMath>
+        <m:r>
+          <m:t>j</m:t>
+        </m:r>
+        <m:r>
+          <m:rPr>
+            <m:sty m:val="p"/>
+          </m:rPr>
+          <m:t>&lt;</m:t>
+        </m:r>
+        <m:r>
+          <m:t>k</m:t>
+        </m:r>
+      </m:oMath>
+      <w:r>
         <w:t xml:space="preserve">):</w:t>
       </w:r>
       <w:r>
@@ -1139,7 +1220,7 @@
         <w:t xml:space="preserve"> </w:t>
       </w:r>
       <w:r>
-        <w:t xml:space="preserve">produces the same bias in that case as in the arrow form;</w:t>
+        <w:t xml:space="preserve">produces the same bias in that case as in the effect form;</w:t>
       </w:r>
       <w:r>
         <w:t xml:space="preserve"> </w:t>
@@ -1773,7 +1854,35 @@
               <w:t xml:space="preserve"> </w:t>
             </w:r>
             <w:r>
-              <w:t xml:space="preserve">In the book’s Figure 20.2, the arrows from</w:t>
+              <w:t xml:space="preserve">In the book’s Figure 20.2, the arrows from treatment to later</w:t>
+            </w:r>
+            <w:r>
+              <w:t xml:space="preserve"> </w:t>
+            </w:r>
+            <m:oMath>
+              <m:r>
+                <m:t>L</m:t>
+              </m:r>
+            </m:oMath>
+            <w:r>
+              <w:t xml:space="preserve"> </w:t>
+            </w:r>
+            <w:r>
+              <w:t xml:space="preserve">and</w:t>
+            </w:r>
+            <w:r>
+              <w:t xml:space="preserve"> </w:t>
+            </w:r>
+            <m:oMath>
+              <m:r>
+                <m:t>U</m:t>
+              </m:r>
+            </m:oMath>
+            <w:r>
+              <w:t xml:space="preserve"> </w:t>
+            </w:r>
+            <w:r>
+              <w:t xml:space="preserve">variables are deleted:</w:t>
             </w:r>
             <w:r>
               <w:t xml:space="preserve"> </w:t>
@@ -1782,21 +1891,12 @@
               <m:sSub>
                 <m:e>
                   <m:r>
-                    <m:t>A</m:t>
+                    <m:t>L</m:t>
                   </m:r>
                 </m:e>
                 <m:sub>
                   <m:r>
                     <m:t>k</m:t>
-                  </m:r>
-                  <m:r>
-                    <m:rPr>
-                      <m:sty m:val="p"/>
-                    </m:rPr>
-                    <m:t>−</m:t>
-                  </m:r>
-                  <m:r>
-                    <m:t>1</m:t>
                   </m:r>
                 </m:sub>
               </m:sSub>
@@ -1805,7 +1905,7 @@
               <w:t xml:space="preserve"> </w:t>
             </w:r>
             <w:r>
-              <w:t xml:space="preserve">to</w:t>
+              <w:t xml:space="preserve">still confounds the effect of</w:t>
             </w:r>
             <w:r>
               <w:t xml:space="preserve"> </w:t>
@@ -1814,7 +1914,7 @@
               <m:sSub>
                 <m:e>
                   <m:r>
-                    <m:t>L</m:t>
+                    <m:t>A</m:t>
                   </m:r>
                 </m:e>
                 <m:sub>
@@ -1825,10 +1925,13 @@
               </m:sSub>
             </m:oMath>
             <w:r>
-              <w:t xml:space="preserve"> </w:t>
-            </w:r>
-            <w:r>
-              <w:t xml:space="preserve">and to</w:t>
+              <w:t xml:space="preserve">,</w:t>
+            </w:r>
+            <w:r>
+              <w:t xml:space="preserve"> </w:t>
+            </w:r>
+            <w:r>
+              <w:t xml:space="preserve">but no earlier treatment</w:t>
             </w:r>
             <w:r>
               <w:t xml:space="preserve"> </w:t>
@@ -1837,12 +1940,12 @@
               <m:sSub>
                 <m:e>
                   <m:r>
-                    <m:t>U</m:t>
+                    <m:t>A</m:t>
                   </m:r>
                 </m:e>
                 <m:sub>
                   <m:r>
-                    <m:t>k</m:t>
+                    <m:t>j</m:t>
                   </m:r>
                 </m:sub>
               </m:sSub>
@@ -1851,7 +1954,30 @@
               <w:t xml:space="preserve"> </w:t>
             </w:r>
             <w:r>
-              <w:t xml:space="preserve">are deleted:</w:t>
+              <w:t xml:space="preserve">(</w:t>
+            </w:r>
+            <m:oMath>
+              <m:r>
+                <m:t>j</m:t>
+              </m:r>
+              <m:r>
+                <m:rPr>
+                  <m:sty m:val="p"/>
+                </m:rPr>
+                <m:t>&lt;</m:t>
+              </m:r>
+              <m:r>
+                <m:t>k</m:t>
+              </m:r>
+            </m:oMath>
+            <w:r>
+              <w:t xml:space="preserve">) affects it.</w:t>
+            </w:r>
+            <w:r>
+              <w:t xml:space="preserve"> </w:t>
+            </w:r>
+            <w:r>
+              <w:t xml:space="preserve">Nor does</w:t>
             </w:r>
             <w:r>
               <w:t xml:space="preserve"> </w:t>
@@ -1874,7 +2000,7 @@
               <w:t xml:space="preserve"> </w:t>
             </w:r>
             <w:r>
-              <w:t xml:space="preserve">still confounds the effect of</w:t>
+              <w:t xml:space="preserve">share with any earlier</w:t>
             </w:r>
             <w:r>
               <w:t xml:space="preserve"> </w:t>
@@ -1888,25 +2014,16 @@
                 </m:e>
                 <m:sub>
                   <m:r>
-                    <m:t>k</m:t>
+                    <m:t>j</m:t>
                   </m:r>
                 </m:sub>
               </m:sSub>
             </m:oMath>
             <w:r>
-              <w:t xml:space="preserve">,</w:t>
-            </w:r>
-            <w:r>
-              <w:t xml:space="preserve"> </w:t>
-            </w:r>
-            <w:r>
-              <w:t xml:space="preserve">but it is not affected by prior treatment.</w:t>
-            </w:r>
-            <w:r>
-              <w:t xml:space="preserve"> </w:t>
-            </w:r>
-            <w:r>
-              <w:t xml:space="preserve">Nor do</w:t>
+              <w:t xml:space="preserve"> </w:t>
+            </w:r>
+            <w:r>
+              <w:t xml:space="preserve">a common cause outside the measured past of</w:t>
             </w:r>
             <w:r>
               <w:t xml:space="preserve"> </w:t>
@@ -1915,12 +2032,12 @@
               <m:sSub>
                 <m:e>
                   <m:r>
-                    <m:t>L</m:t>
+                    <m:t>A</m:t>
                   </m:r>
                 </m:e>
                 <m:sub>
                   <m:r>
-                    <m:t>k</m:t>
+                    <m:t>j</m:t>
                   </m:r>
                 </m:sub>
               </m:sSub>
@@ -1929,39 +2046,7 @@
               <w:t xml:space="preserve"> </w:t>
             </w:r>
             <w:r>
-              <w:t xml:space="preserve">and</w:t>
-            </w:r>
-            <w:r>
-              <w:t xml:space="preserve"> </w:t>
-            </w:r>
-            <m:oMath>
-              <m:sSub>
-                <m:e>
-                  <m:r>
-                    <m:t>A</m:t>
-                  </m:r>
-                </m:e>
-                <m:sub>
-                  <m:r>
-                    <m:t>k</m:t>
-                  </m:r>
-                  <m:r>
-                    <m:rPr>
-                      <m:sty m:val="p"/>
-                    </m:rPr>
-                    <m:t>−</m:t>
-                  </m:r>
-                  <m:r>
-                    <m:t>1</m:t>
-                  </m:r>
-                </m:sub>
-              </m:sSub>
-            </m:oMath>
-            <w:r>
-              <w:t xml:space="preserve"> </w:t>
-            </w:r>
-            <w:r>
-              <w:t xml:space="preserve">share a common cause outside the measured past in the sense of</w:t>
+              <w:t xml:space="preserve">in the sense of</w:t>
             </w:r>
             <w:r>
               <w:t xml:space="preserve"> </w:t>
@@ -2015,16 +2100,7 @@
                 </m:e>
                 <m:sub>
                   <m:r>
-                    <m:t>k</m:t>
-                  </m:r>
-                  <m:r>
-                    <m:rPr>
-                      <m:sty m:val="p"/>
-                    </m:rPr>
-                    <m:t>−</m:t>
-                  </m:r>
-                  <m:r>
-                    <m:t>1</m:t>
+                    <m:t>j</m:t>
                   </m:r>
                 </m:sub>
               </m:sSub>
@@ -2054,16 +2130,7 @@
                 </m:e>
                 <m:sub>
                   <m:r>
-                    <m:t>k</m:t>
-                  </m:r>
-                  <m:r>
-                    <m:rPr>
-                      <m:sty m:val="p"/>
-                    </m:rPr>
-                    <m:t>−</m:t>
-                  </m:r>
-                  <m:r>
-                    <m:t>1</m:t>
+                    <m:t>j</m:t>
                   </m:r>
                 </m:sub>
               </m:sSub>
@@ -3940,7 +4007,13 @@
               <w:t xml:space="preserve"> </w:t>
             </w:r>
             <w:r>
-              <w:t xml:space="preserve">traditional methods (stratification, outcome regression, matching)</w:t>
+              <w:t xml:space="preserve">traditional methods (stratification, matching,</w:t>
+            </w:r>
+            <w:r>
+              <w:t xml:space="preserve"> </w:t>
+            </w:r>
+            <w:r>
+              <w:t xml:space="preserve">and outcome regression whose treatment coefficients are read as the effect)</w:t>
             </w:r>
             <w:r>
               <w:t xml:space="preserve"> </w:t>
@@ -5845,19 +5918,145 @@
               <w:t xml:space="preserve"> </w:t>
             </w:r>
             <w:r>
-              <w:t xml:space="preserve">the trial is an ideal one, with full adherence and no loss to follow-up,</w:t>
-            </w:r>
-            <w:r>
-              <w:t xml:space="preserve"> </w:t>
-            </w:r>
-            <w:r>
-              <w:t xml:space="preserve">so each person’s recorded treatment is the treatment the protocol assigned,</w:t>
-            </w:r>
-            <w:r>
-              <w:t xml:space="preserve"> </w:t>
-            </w:r>
-            <w:r>
-              <w:t xml:space="preserve">and each person’s observed outcome is their counterfactual outcome under that treatment.</w:t>
+              <w:t xml:space="preserve">each treatment history</w:t>
+            </w:r>
+            <w:r>
+              <w:t xml:space="preserve"> </w:t>
+            </w:r>
+            <m:oMath>
+              <m:acc>
+                <m:accPr>
+                  <m:chr m:val="‾"/>
+                </m:accPr>
+                <m:e>
+                  <m:r>
+                    <m:t>a</m:t>
+                  </m:r>
+                </m:e>
+              </m:acc>
+              <m:r>
+                <m:rPr>
+                  <m:sty m:val="p"/>
+                </m:rPr>
+                <m:t>=</m:t>
+              </m:r>
+              <m:r>
+                <m:rPr>
+                  <m:sty m:val="p"/>
+                </m:rPr>
+                <m:t>(</m:t>
+              </m:r>
+              <m:sSub>
+                <m:e>
+                  <m:r>
+                    <m:t>a</m:t>
+                  </m:r>
+                </m:e>
+                <m:sub>
+                  <m:r>
+                    <m:t>0</m:t>
+                  </m:r>
+                </m:sub>
+              </m:sSub>
+              <m:r>
+                <m:rPr>
+                  <m:sty m:val="p"/>
+                </m:rPr>
+                <m:t>,</m:t>
+              </m:r>
+              <m:sSub>
+                <m:e>
+                  <m:r>
+                    <m:t>a</m:t>
+                  </m:r>
+                </m:e>
+                <m:sub>
+                  <m:r>
+                    <m:t>1</m:t>
+                  </m:r>
+                </m:sub>
+              </m:sSub>
+              <m:r>
+                <m:rPr>
+                  <m:sty m:val="p"/>
+                </m:rPr>
+                <m:t>)</m:t>
+              </m:r>
+            </m:oMath>
+            <w:r>
+              <w:t xml:space="preserve"> </w:t>
+            </w:r>
+            <w:r>
+              <w:t xml:space="preserve">is a well-defined intervention,</w:t>
+            </w:r>
+            <w:r>
+              <w:t xml:space="preserve"> </w:t>
+            </w:r>
+            <w:r>
+              <w:t xml:space="preserve">and a person whose observed history is</w:t>
+            </w:r>
+            <w:r>
+              <w:t xml:space="preserve"> </w:t>
+            </w:r>
+            <m:oMath>
+              <m:acc>
+                <m:accPr>
+                  <m:chr m:val="‾"/>
+                </m:accPr>
+                <m:e>
+                  <m:r>
+                    <m:t>a</m:t>
+                  </m:r>
+                </m:e>
+              </m:acc>
+            </m:oMath>
+            <w:r>
+              <w:t xml:space="preserve"> </w:t>
+            </w:r>
+            <w:r>
+              <w:t xml:space="preserve">has observed outcome</w:t>
+            </w:r>
+            <w:r>
+              <w:t xml:space="preserve"> </w:t>
+            </w:r>
+            <m:oMath>
+              <m:r>
+                <m:t>Y</m:t>
+              </m:r>
+              <m:r>
+                <m:rPr>
+                  <m:sty m:val="p"/>
+                </m:rPr>
+                <m:t>=</m:t>
+              </m:r>
+              <m:sSup>
+                <m:e>
+                  <m:r>
+                    <m:t>Y</m:t>
+                  </m:r>
+                </m:e>
+                <m:sup>
+                  <m:acc>
+                    <m:accPr>
+                      <m:chr m:val="‾"/>
+                    </m:accPr>
+                    <m:e>
+                      <m:r>
+                        <m:t>a</m:t>
+                      </m:r>
+                    </m:e>
+                  </m:acc>
+                </m:sup>
+              </m:sSup>
+            </m:oMath>
+            <w:r>
+              <w:t xml:space="preserve">;</w:t>
+            </w:r>
+            <w:r>
+              <w:t xml:space="preserve"> </w:t>
+            </w:r>
+            <w:r>
+              <w:t xml:space="preserve">in this ideal trial the recorded history is the treatment actually received.</w:t>
             </w:r>
           </w:p>
           <w:p>
@@ -15267,7 +15466,7 @@
               <w:t xml:space="preserve"> </w:t>
             </w:r>
             <w:r>
-              <w:t xml:space="preserve">Regression Does Not Remove the Bias</w:t>
+              <w:t xml:space="preserve">Conventional Outcome Regression Does Not Remove the Bias</w:t>
             </w:r>
           </w:p>
         </w:tc>
@@ -15291,13 +15490,25 @@
               <w:spacing w:before="16" w:after="16"/>
             </w:pPr>
             <w:r>
-              <w:t xml:space="preserve">Paying the price of a dose-response model buys no protection:</w:t>
-            </w:r>
-            <w:r>
-              <w:t xml:space="preserve"> </w:t>
-            </w:r>
-            <w:r>
-              <w:t xml:space="preserve">regression</w:t>
+              <w:t xml:space="preserve">Paying the price of a dose-response model buys no protection</w:t>
+            </w:r>
+            <w:r>
+              <w:t xml:space="preserve"> </w:t>
+            </w:r>
+            <w:r>
+              <w:t xml:space="preserve">if we read the treatment coefficients of an outcome regression as the effect</w:t>
+            </w:r>
+            <w:r>
+              <w:t xml:space="preserve"> </w:t>
+            </w:r>
+            <w:r>
+              <w:t xml:space="preserve">while the model conditions on the time-varying confounder.</w:t>
+            </w:r>
+            <w:r>
+              <w:t xml:space="preserve"> </w:t>
+            </w:r>
+            <w:r>
+              <w:t xml:space="preserve">That conventional use of regression</w:t>
             </w:r>
             <w:r>
               <w:t xml:space="preserve"> </w:t>
@@ -15313,7 +15524,7 @@
               <w:t xml:space="preserve"> </w:t>
             </w:r>
             <w:r>
-              <w:t xml:space="preserve">a conventional stratification-based method,</w:t>
+              <w:t xml:space="preserve">a stratification-based method,</w:t>
             </w:r>
             <w:r>
               <w:t xml:space="preserve"> </w:t>
@@ -15331,6 +15542,99 @@
             </w:hyperlink>
             <w:r>
               <w:t xml:space="preserve">).</w:t>
+            </w:r>
+            <w:r>
+              <w:t xml:space="preserve"> </w:t>
+            </w:r>
+            <w:r>
+              <w:t xml:space="preserve">The g-formula (Chapter 21) can fit the same kind of outcome model,</w:t>
+            </w:r>
+            <w:r>
+              <w:t xml:space="preserve"> </w:t>
+            </w:r>
+            <w:r>
+              <w:t xml:space="preserve">but it averages the model’s predictions over the distribution of each time-varying confounder</w:t>
+            </w:r>
+            <w:r>
+              <w:t xml:space="preserve"> </w:t>
+            </w:r>
+            <w:r>
+              <w:t xml:space="preserve">given past treatment and past confounders</w:t>
+            </w:r>
+            <w:r>
+              <w:t xml:space="preserve"> </w:t>
+            </w:r>
+            <w:r>
+              <w:t xml:space="preserve">(in this chapter’s two-time-point example, which has no</w:t>
+            </w:r>
+            <w:r>
+              <w:t xml:space="preserve"> </w:t>
+            </w:r>
+            <m:oMath>
+              <m:sSub>
+                <m:e>
+                  <m:r>
+                    <m:t>L</m:t>
+                  </m:r>
+                </m:e>
+                <m:sub>
+                  <m:r>
+                    <m:t>0</m:t>
+                  </m:r>
+                </m:sub>
+              </m:sSub>
+            </m:oMath>
+            <w:r>
+              <w:t xml:space="preserve">:</w:t>
+            </w:r>
+            <w:r>
+              <w:t xml:space="preserve"> </w:t>
+            </w:r>
+            <m:oMath>
+              <m:sSub>
+                <m:e>
+                  <m:r>
+                    <m:t>L</m:t>
+                  </m:r>
+                </m:e>
+                <m:sub>
+                  <m:r>
+                    <m:t>1</m:t>
+                  </m:r>
+                </m:sub>
+              </m:sSub>
+            </m:oMath>
+            <w:r>
+              <w:t xml:space="preserve"> </w:t>
+            </w:r>
+            <w:r>
+              <w:t xml:space="preserve">given</w:t>
+            </w:r>
+            <w:r>
+              <w:t xml:space="preserve"> </w:t>
+            </w:r>
+            <m:oMath>
+              <m:sSub>
+                <m:e>
+                  <m:r>
+                    <m:t>A</m:t>
+                  </m:r>
+                </m:e>
+                <m:sub>
+                  <m:r>
+                    <m:t>0</m:t>
+                  </m:r>
+                </m:sub>
+              </m:sSub>
+            </m:oMath>
+            <w:r>
+              <w:t xml:space="preserve">)</w:t>
+            </w:r>
+            <w:r>
+              <w:t xml:space="preserve"> </w:t>
+            </w:r>
+            <w:r>
+              <w:t xml:space="preserve">instead of reading the effect off the coefficients.</w:t>
             </w:r>
           </w:p>
           <w:p/>
@@ -20814,7 +21118,7 @@
         <w:t xml:space="preserve"> </w:t>
       </w:r>
       <w:r>
-        <w:t xml:space="preserve">and either is affected by earlier treatment</w:t>
+        <w:t xml:space="preserve">and, for some earlier treatment</w:t>
       </w:r>
       <w:r>
         <w:t xml:space="preserve"> </w:t>
@@ -20828,16 +21132,7 @@
           </m:e>
           <m:sub>
             <m:r>
-              <m:t>k</m:t>
-            </m:r>
-            <m:r>
-              <m:rPr>
-                <m:sty m:val="p"/>
-              </m:rPr>
-              <m:t>−</m:t>
-            </m:r>
-            <m:r>
-              <m:t>1</m:t>
+              <m:t>j</m:t>
             </m:r>
           </m:sub>
         </m:sSub>
@@ -20846,7 +21141,24 @@
         <w:t xml:space="preserve"> </w:t>
       </w:r>
       <w:r>
-        <w:t xml:space="preserve">or shares with</w:t>
+        <w:t xml:space="preserve">(</w:t>
+      </w:r>
+      <m:oMath>
+        <m:r>
+          <m:t>j</m:t>
+        </m:r>
+        <m:r>
+          <m:rPr>
+            <m:sty m:val="p"/>
+          </m:rPr>
+          <m:t>&lt;</m:t>
+        </m:r>
+        <m:r>
+          <m:t>k</m:t>
+        </m:r>
+      </m:oMath>
+      <w:r>
+        <w:t xml:space="preserve">), either is affected by</w:t>
       </w:r>
       <w:r>
         <w:t xml:space="preserve"> </w:t>
@@ -20860,16 +21172,7 @@
           </m:e>
           <m:sub>
             <m:r>
-              <m:t>k</m:t>
-            </m:r>
-            <m:r>
-              <m:rPr>
-                <m:sty m:val="p"/>
-              </m:rPr>
-              <m:t>−</m:t>
-            </m:r>
-            <m:r>
-              <m:t>1</m:t>
+              <m:t>j</m:t>
             </m:r>
           </m:sub>
         </m:sSub>
@@ -20878,13 +21181,56 @@
         <w:t xml:space="preserve"> </w:t>
       </w:r>
       <w:r>
-        <w:t xml:space="preserve">a cause outside the measured past,</w:t>
+        <w:t xml:space="preserve">or shares with</w:t>
       </w:r>
       <w:r>
         <w:t xml:space="preserve"> </w:t>
       </w:r>
-      <w:r>
-        <w:t xml:space="preserve">through a path that conditioning on the measured past does not block.</w:t>
+      <m:oMath>
+        <m:sSub>
+          <m:e>
+            <m:r>
+              <m:t>A</m:t>
+            </m:r>
+          </m:e>
+          <m:sub>
+            <m:r>
+              <m:t>j</m:t>
+            </m:r>
+          </m:sub>
+        </m:sSub>
+      </m:oMath>
+      <w:r>
+        <w:t xml:space="preserve"> </w:t>
+      </w:r>
+      <w:r>
+        <w:t xml:space="preserve">a cause outside the measured past of</w:t>
+      </w:r>
+      <w:r>
+        <w:t xml:space="preserve"> </w:t>
+      </w:r>
+      <m:oMath>
+        <m:sSub>
+          <m:e>
+            <m:r>
+              <m:t>A</m:t>
+            </m:r>
+          </m:e>
+          <m:sub>
+            <m:r>
+              <m:t>j</m:t>
+            </m:r>
+          </m:sub>
+        </m:sSub>
+      </m:oMath>
+      <w:r>
+        <w:t xml:space="preserve">,</w:t>
+      </w:r>
+      <w:r>
+        <w:t xml:space="preserve"> </w:t>
+      </w:r>
+      <w:r>
+        <w:t xml:space="preserve">through a path that conditioning on that measured past does not block.</w:t>
       </w:r>
     </w:p>
     <w:p>
@@ -21161,7 +21507,33 @@
         </w:numPr>
       </w:pPr>
       <w:r>
-        <w:t xml:space="preserve">Outcome regression and matching are stratification-based too,</w:t>
+        <w:t xml:space="preserve">Conventional outcome regression (reading the effect off treatment coefficients in a model that conditions on</w:t>
+      </w:r>
+      <w:r>
+        <w:t xml:space="preserve"> </w:t>
+      </w:r>
+      <m:oMath>
+        <m:sSub>
+          <m:e>
+            <m:r>
+              <m:t>L</m:t>
+            </m:r>
+          </m:e>
+          <m:sub>
+            <m:r>
+              <m:t>1</m:t>
+            </m:r>
+          </m:sub>
+        </m:sSub>
+      </m:oMath>
+      <w:r>
+        <w:t xml:space="preserve">)</w:t>
+      </w:r>
+      <w:r>
+        <w:t xml:space="preserve"> </w:t>
+      </w:r>
+      <w:r>
+        <w:t xml:space="preserve">and matching are stratification-based too,</w:t>
       </w:r>
       <w:r>
         <w:t xml:space="preserve"> </w:t>

--- a/pr-preview/pr-111/chapters/20-treatment-confounder-feedback.docx
+++ b/pr-preview/pr-111/chapters/20-treatment-confounder-feedback.docx
@@ -8910,19 +8910,110 @@
         </m:r>
       </m:oMath>
       <w:r>
-        <w:t xml:space="preserve">;</w:t>
+        <w:t xml:space="preserve">.</w:t>
       </w:r>
       <w:r>
         <w:t xml:space="preserve"> </w:t>
       </w:r>
       <w:r>
-        <w:t xml:space="preserve">the g-null theorem of Technical Point 20.1 does,</w:t>
+        <w:t xml:space="preserve">The g-null theorem of Technical Point 20.1 does not apply directly,</w:t>
       </w:r>
       <w:r>
         <w:t xml:space="preserve"> </w:t>
       </w:r>
       <w:r>
-        <w:t xml:space="preserve">and so does computing the mean outcome under each static strategy with the g-formula.</w:t>
+        <w:t xml:space="preserve">because its premise is conditional independence</w:t>
+      </w:r>
+      <w:r>
+        <w:t xml:space="preserve"> </w:t>
+      </w:r>
+      <w:r>
+        <w:t xml:space="preserve">and the examples check only conditional means.</w:t>
+      </w:r>
+      <w:r>
+        <w:t xml:space="preserve"> </w:t>
+      </w:r>
+      <w:r>
+        <w:t xml:space="preserve">For the mean joint null, that</w:t>
+      </w:r>
+      <w:r>
+        <w:t xml:space="preserve"> </w:t>
+      </w:r>
+      <m:oMath>
+        <m:r>
+          <m:rPr>
+            <m:nor/>
+            <m:sty m:val="p"/>
+          </m:rPr>
+          <m:t>E</m:t>
+        </m:r>
+        <m:d>
+          <m:dPr>
+            <m:begChr m:val="["/>
+            <m:sepChr m:val=""/>
+            <m:endChr m:val="]"/>
+            <m:grow/>
+          </m:dPr>
+          <m:e>
+            <m:sSup>
+              <m:e>
+                <m:r>
+                  <m:t>Y</m:t>
+                </m:r>
+              </m:e>
+              <m:sup>
+                <m:sSub>
+                  <m:e>
+                    <m:r>
+                      <m:t>a</m:t>
+                    </m:r>
+                  </m:e>
+                  <m:sub>
+                    <m:r>
+                      <m:t>0</m:t>
+                    </m:r>
+                  </m:sub>
+                </m:sSub>
+                <m:r>
+                  <m:rPr>
+                    <m:sty m:val="p"/>
+                  </m:rPr>
+                  <m:t>,</m:t>
+                </m:r>
+                <m:sSub>
+                  <m:e>
+                    <m:r>
+                      <m:t>a</m:t>
+                    </m:r>
+                  </m:e>
+                  <m:sub>
+                    <m:r>
+                      <m:t>1</m:t>
+                    </m:r>
+                  </m:sub>
+                </m:sSub>
+              </m:sup>
+            </m:sSup>
+          </m:e>
+        </m:d>
+      </m:oMath>
+      <w:r>
+        <w:t xml:space="preserve"> </w:t>
+      </w:r>
+      <w:r>
+        <w:t xml:space="preserve">is the same for every static strategy,</w:t>
+      </w:r>
+      <w:r>
+        <w:t xml:space="preserve"> </w:t>
+      </w:r>
+      <w:r>
+        <w:t xml:space="preserve">those mean equalities are enough,</w:t>
+      </w:r>
+      <w:r>
+        <w:t xml:space="preserve"> </w:t>
+      </w:r>
+      <w:r>
+        <w:t xml:space="preserve">as computing the mean outcome under each static strategy with the g-formula shows.</w:t>
       </w:r>
       <w:r>
         <w:t xml:space="preserve"> </w:t>

--- a/pr-preview/pr-111/chapters/20-treatment-confounder-feedback.docx
+++ b/pr-preview/pr-111/chapters/20-treatment-confounder-feedback.docx
@@ -8934,7 +8934,7 @@
         <w:t xml:space="preserve"> </w:t>
       </w:r>
       <w:r>
-        <w:t xml:space="preserve">For the mean joint null, that</w:t>
+        <w:t xml:space="preserve">The mean joint null says that</w:t>
       </w:r>
       <w:r>
         <w:t xml:space="preserve"> </w:t>
@@ -9001,13 +9001,47 @@
         <w:t xml:space="preserve"> </w:t>
       </w:r>
       <w:r>
-        <w:t xml:space="preserve">is the same for every static strategy,</w:t>
+        <w:t xml:space="preserve">is the same for every static strategy.</w:t>
       </w:r>
       <w:r>
         <w:t xml:space="preserve"> </w:t>
       </w:r>
       <w:r>
-        <w:t xml:space="preserve">those mean equalities are enough,</w:t>
+        <w:t xml:space="preserve">The equal conditional means of</w:t>
+      </w:r>
+      <w:r>
+        <w:t xml:space="preserve"> </w:t>
+      </w:r>
+      <w:hyperlink w:anchor="exm-no-effect-a1">
+        <w:r>
+          <w:rPr>
+            <w:rStyle w:val="Hyperlink"/>
+          </w:rPr>
+          <w:t xml:space="preserve">Example 6</w:t>
+        </w:r>
+      </w:hyperlink>
+      <w:r>
+        <w:t xml:space="preserve"> </w:t>
+      </w:r>
+      <w:r>
+        <w:t xml:space="preserve">and</w:t>
+      </w:r>
+      <w:r>
+        <w:t xml:space="preserve"> </w:t>
+      </w:r>
+      <w:hyperlink w:anchor="exm-no-effect-a0">
+        <w:r>
+          <w:rPr>
+            <w:rStyle w:val="Hyperlink"/>
+          </w:rPr>
+          <w:t xml:space="preserve">Example 7</w:t>
+        </w:r>
+      </w:hyperlink>
+      <w:r>
+        <w:t xml:space="preserve"> </w:t>
+      </w:r>
+      <w:r>
+        <w:t xml:space="preserve">are enough for it,</w:t>
       </w:r>
       <w:r>
         <w:t xml:space="preserve"> </w:t>
